--- a/交付成果/第三轮修订版/第三轮4周版/读书会03_四护卫禅实修_4周资料包（第三版修订）/Word版/第4周_死随念与四护卫禅综合运用_主持人版.docx
+++ b/交付成果/第三轮修订版/第三轮4周版/读书会03_四护卫禅实修_4周资料包（第三版修订）/Word版/第4周_死随念与四护卫禅综合运用_主持人版.docx
@@ -6912,7 +6912,7 @@
           <w:i w:val="0"/>
           <w:sz w:val="22"/>
         </w:rPr>
-        <w:t>：本材料依据录音转写整理，非逐字原稿；已校对明显同音错字，如"传输"→禅修（营）、"病例"→定力、"护胃肠"→护卫禅、"羞耻心肠/实心禅/此行"→慈心禅、"不信随念而使随念"→不净随念、死随念、"入土习练/露珠席/若出席/路途席"→入出息念、"世界差别"→四大差别、"便场"→遍处、"禅江"→禅相、"火随电箭塔/佛寺一面建塔"→佛随念见塔、"称心/诚心/称号"→嗔心、"抢救之前"→上座之前、"月出/业出/基本列出"→业处、"三八三不陀"→三藐三佛陀、"善市苏格多"→善逝、"时间解"→世间解、"哈达罗布萨达玛萨拉提"→调御丈夫（purisadamma-sārathi）、"萨达德往马路撒"→天人导师之"satthā devamanussānaṃ"、"B格哇/婆切房/不格"→薄伽梵、（ ）内为整理注记。知识库直接返回转写原文。</w:t>
+        <w:t>：本材料依据录音转写整理，非逐字原稿；已校对明显同音错字，如"传输"→禅修（营）、"病例"→定力、"护胃肠"→护卫禅、"羞耻心肠/实心禅/此行"→慈心禅、"不信随念而使随念"→不净随念、死随念、"入土习练/露珠席/若出席/路途席"→入出息念、"世界差别"→四大差别、"便场"→遍处、"禅江"→禅相、"火随电箭塔/佛寺一面建塔"→佛随念建塔、"称心/诚心/称号"→嗔心、"抢救之前"→上座之前、"月出/业出/基本列出"→业处、"三八三不陀"→三藐三佛陀、"善市苏格多"→善逝、"时间解"→世间解、"哈达罗布萨达玛萨拉提"→调御丈夫（purisadamma-sārathi）、"萨达德往马路撒"→天人导师之"satthā devamanussānaṃ"、"B格哇/婆切房/不格"→薄伽梵、（ ）内为整理注记。知识库直接返回转写原文。</w:t>
       </w:r>
     </w:p>
     <w:p>
@@ -7478,7 +7478,7 @@
                 <w:color w:val="333333"/>
                 <w:sz w:val="22"/>
               </w:rPr>
-              <w:t>[00:11:28] 如果你一坐下来，很多昏沉，那你要策励心呢——策励心呢，就是让自己心活跃起来。那活跃起来，那就不适合修那个很轻柔啊、很单一的所缘。如果尊者一引导啊，就很柔和的——（比如）慈心禅（或）入出息念——然后呢昏昏欲睡啊，那这个时候呢，（就）适合修那些相对复杂的、所缘比较多的（业处），比如说四大差别啊，比如说佛随念见塔啊，像这类的东西，或者多个的慈心对象啊，可以不断地切换。</w:t>
+              <w:t>[00:11:28] 如果你一坐下来，很多昏沉，那你要策励心呢——策励心呢，就是让自己心活跃起来。那活跃起来，那就不适合修那个很轻柔啊、很单一的所缘。如果尊者一引导啊，就很柔和的——（比如）慈心禅（或）入出息念——然后呢昏昏欲睡啊，那这个时候呢，（就）适合修那些相对复杂的、所缘比较多的（业处），比如说四大差别啊，比如说佛随念建塔啊，像这类的东西，或者多个的慈心对象啊，可以不断地切换。</w:t>
             </w:r>
           </w:p>
         </w:tc>
@@ -7681,7 +7681,7 @@
                 <w:color w:val="333333"/>
                 <w:sz w:val="22"/>
               </w:rPr>
-              <w:t>[00:13:51] 所以这个这一两天呢，大家可以尝试啊，在你（上）座之前呢，先观察自己是一个现在什么样的状态。那如果你的心就是倾向于直接朝向你的根本业处——一坐下来，入出息念（的所缘）就出来了，禅相就很明亮了——那你就不要去说我（一定）要做个佛随念见塔，（结果）等（于）见完塔以后，入出息念（反而）不知（跑到）哪里去了。（这个前行）就不是一定要去做，所以要用智慧了。那这个智慧来自于哪里？来自于对自己身心的观察，对自己身心随时都有一种觉察。有觉察呢，你就知道我们要做些什么事，来去处理身心的问题。</w:t>
+              <w:t>[00:13:51] 所以这个这一两天呢，大家可以尝试啊，在你（上）座之前呢，先观察自己是一个现在什么样的状态。那如果你的心就是倾向于直接朝向你的根本业处——一坐下来，入出息念（的所缘）就出来了，禅相就很明亮了——那你就不要去说我（一定）要做个佛随念建塔，（结果）等（于）见完塔以后，入出息念（反而）不知（跑到）哪里去了。（这个前行）就不是一定要去做，所以要用智慧了。那这个智慧来自于哪里？来自于对自己身心的观察，对自己身心随时都有一种觉察。有觉察呢，你就知道我们要做些什么事，来去处理身心的问题。</w:t>
             </w:r>
           </w:p>
         </w:tc>

--- a/交付成果/第三轮修订版/第三轮4周版/读书会03_四护卫禅实修_4周资料包（第三版修订）/Word版/第4周_死随念与四护卫禅综合运用_主持人版.docx
+++ b/交付成果/第三轮修订版/第三轮4周版/读书会03_四护卫禅实修_4周资料包（第三版修订）/Word版/第4周_死随念与四护卫禅综合运用_主持人版.docx
@@ -2485,7 +2485,7 @@
                 <w:color w:val="333333"/>
                 <w:sz w:val="22"/>
               </w:rPr>
-              <w:t>[00:50:14] 第二（个）呢——他会克服对生命的执取。第三个呢，会谴责罪恶。谴责罪恶什么意思呢？就是死亡都会到来，我们造了恶行呢，就会成为（随着）我们（带走）的（东西）；而那些好东西——跟人家去造恶、跟人家去抢的那些东西，你都带不走，但是你造的那些不善业都会带走。你想到这个呢，你就会谴责罪恶：你不想造恶，因为（那是）你死的时候会跟着走的东西；而（善业）我们要更多地积累。那第四个呢，不多储藏——储藏（那么多）没有用；那对于资具呢，你（用）够了就算，而你不会悭吝、不会吝啬。（注：转写中第五项利益与第四项连述，即"于所得资具不悭吝"。）</w:t>
+              <w:t>[00:50:14] 第二（个）呢——他会克服对生命的执取。第三个呢，会谴责罪恶。谴责罪恶什么意思呢？就是死亡都会到来，我们造了恶行呢，就会成为（随着）我们（带走）的（东西）；而那些好东西——跟人家去造恶、跟人家去抢的那些东西，你都带不走，但是你造的那些不善业都会带走。你想到这个呢，你就会谴责罪恶：你不想造恶，因为（那是）你死的时候会跟着走的东西；而（善业）我们要更多地积累。那第四个呢，不多储藏——储藏（那么多）没有用；那对于资具呢，你（用）够了就算，而你不会悭吝、不会吝啬。</w:t>
             </w:r>
           </w:p>
         </w:tc>
@@ -8979,7 +8979,7 @@
                 <w:color w:val="333333"/>
                 <w:sz w:val="22"/>
               </w:rPr>
-              <w:t>[00:23:01] （问：晚上睡觉的时候，躺着的时候，是修慈心禅好呢，还是那个入出息念呢？）（注：转写"修持平常"字句不清，据上下文校为"修慈心禅"，供参考。）就你自己觉得哪一种方式更容易放松下来、更容易入睡，就修哪一种。你也可以用那个早上（老师教的）那个（身体扫描式的）放松的方式来入睡。（睡不着的时候，就）用这个（方式），可以（帮助）睡呀。</w:t>
+              <w:t>[00:23:01] （问：晚上睡觉的时候，躺着的时候，是修慈心禅好呢，还是那个入出息念呢？）就你自己觉得哪一种方式更容易放松下来、更容易入睡，就修哪一种。你也可以用那个早上（老师教的）那个（身体扫描式的）放松的方式来入睡。（睡不着的时候，就）用这个（方式），可以（帮助）睡呀。</w:t>
             </w:r>
           </w:p>
         </w:tc>
@@ -9202,7 +9202,7 @@
                 <w:color w:val="333333"/>
                 <w:sz w:val="22"/>
               </w:rPr>
-              <w:t>[00:18:54] （在课上讲过，）妄念多呢，最后我们可以数息。那数息呢，快数、慢数啊，数入、数出啊，数入出啊，再加上你可以用（别的所缘）啊等等（注：转写"骨头"此处语义不明，据上下文略），你基本上可以有十种方式来轮流（使用）。这个数息啊，尽可能让心不要变得无聊，尽可能让自己的心在这个（触点）上有事做——这是我们的基本技巧。那至于说经典上讲的入出息呀、长短息啊、全息啊和微息呢，不用太在意：这个有时候你能体会到，有时候不容易体会到，你也不一定非得按照这四个阶段来，重点是你的心不跑掉，你的心有（在）入出息（上）。这个是对入出息念的原则建议，给大家强调一下。</w:t>
+              <w:t>[00:18:54] （在课上讲过，）妄念多呢，最后我们可以数息。那数息呢，快数、慢数啊，数入、数出啊，数入出啊，再加上你可以用（别的所缘）啊等等，你基本上可以有十种方式来轮流（使用）。这个数息啊，尽可能让心不要变得无聊，尽可能让自己的心在这个（触点）上有事做——这是我们的基本技巧。那至于说经典上讲的入出息呀、长短息啊、全息啊和微息呢，不用太在意：这个有时候你能体会到，有时候不容易体会到，你也不一定非得按照这四个阶段来，重点是你的心不跑掉，你的心有（在）入出息（上）。这个是对入出息念的原则建议，给大家强调一下。</w:t>
             </w:r>
           </w:p>
         </w:tc>
